--- a/4. RESULTADOS/Mecanismos_por_grupo/T03_perfil_por_canal.docx
+++ b/4. RESULTADOS/Mecanismos_por_grupo/T03_perfil_por_canal.docx
@@ -654,7 +654,7 @@
                 <w:szCs w:val="22"/>
                 <w:color w:val="000000"/>
               </w:rPr>
-              <w:t xml:space="preserve">0.218</w:t>
+              <w:t xml:space="preserve">0.225</w:t>
             </w:r>
           </w:p>
         </w:tc>
@@ -709,7 +709,7 @@
                 <w:szCs w:val="22"/>
                 <w:color w:val="000000"/>
               </w:rPr>
-              <w:t xml:space="preserve">0.218</w:t>
+              <w:t xml:space="preserve">0.225</w:t>
             </w:r>
           </w:p>
         </w:tc>
@@ -1044,7 +1044,7 @@
                 <w:szCs w:val="22"/>
                 <w:color w:val="000000"/>
               </w:rPr>
-              <w:t xml:space="preserve">0.005</w:t>
+              <w:t xml:space="preserve">0.042</w:t>
             </w:r>
           </w:p>
         </w:tc>
@@ -1099,7 +1099,7 @@
                 <w:szCs w:val="22"/>
                 <w:color w:val="000000"/>
               </w:rPr>
-              <w:t xml:space="preserve">-0.135</w:t>
+              <w:t xml:space="preserve">0.222</w:t>
             </w:r>
           </w:p>
         </w:tc>
@@ -1154,7 +1154,7 @@
                 <w:szCs w:val="22"/>
                 <w:color w:val="000000"/>
               </w:rPr>
-              <w:t xml:space="preserve">Pago a agencias / producción</w:t>
+              <w:t xml:space="preserve">Outsourcing / producción</w:t>
             </w:r>
           </w:p>
         </w:tc>
@@ -1434,7 +1434,7 @@
                 <w:szCs w:val="22"/>
                 <w:color w:val="000000"/>
               </w:rPr>
-              <w:t xml:space="preserve">0.026</w:t>
+              <w:t xml:space="preserve">0.023</w:t>
             </w:r>
           </w:p>
         </w:tc>
@@ -1489,7 +1489,7 @@
                 <w:szCs w:val="22"/>
                 <w:color w:val="000000"/>
               </w:rPr>
-              <w:t xml:space="preserve">-0.065</w:t>
+              <w:t xml:space="preserve">-0.061</w:t>
             </w:r>
           </w:p>
         </w:tc>
@@ -1824,7 +1824,7 @@
                 <w:szCs w:val="22"/>
                 <w:color w:val="000000"/>
               </w:rPr>
-              <w:t xml:space="preserve">-0.018</w:t>
+              <w:t xml:space="preserve">-0.027</w:t>
             </w:r>
           </w:p>
         </w:tc>
@@ -1879,7 +1879,7 @@
                 <w:szCs w:val="22"/>
                 <w:color w:val="000000"/>
               </w:rPr>
-              <w:t xml:space="preserve">-0.032</w:t>
+              <w:t xml:space="preserve">-0.037</w:t>
             </w:r>
           </w:p>
         </w:tc>
@@ -2214,7 +2214,7 @@
                 <w:szCs w:val="22"/>
                 <w:color w:val="000000"/>
               </w:rPr>
-              <w:t xml:space="preserve">0.023</w:t>
+              <w:t xml:space="preserve">0.025</w:t>
             </w:r>
           </w:p>
         </w:tc>
@@ -2269,7 +2269,7 @@
                 <w:szCs w:val="22"/>
                 <w:color w:val="000000"/>
               </w:rPr>
-              <w:t xml:space="preserve">0.023</w:t>
+              <w:t xml:space="preserve">0.025</w:t>
             </w:r>
           </w:p>
         </w:tc>
@@ -2604,7 +2604,7 @@
                 <w:szCs w:val="22"/>
                 <w:color w:val="000000"/>
               </w:rPr>
-              <w:t xml:space="preserve">0.012</w:t>
+              <w:t xml:space="preserve">0.009</w:t>
             </w:r>
           </w:p>
         </w:tc>
@@ -2659,7 +2659,7 @@
                 <w:szCs w:val="22"/>
                 <w:color w:val="000000"/>
               </w:rPr>
-              <w:t xml:space="preserve">0.017</w:t>
+              <w:t xml:space="preserve">0.014</w:t>
             </w:r>
           </w:p>
         </w:tc>
@@ -2714,7 +2714,7 @@
                 <w:szCs w:val="22"/>
                 <w:color w:val="000000"/>
               </w:rPr>
-              <w:t xml:space="preserve">Ventas</w:t>
+              <w:t xml:space="preserve">Producción bruta</w:t>
             </w:r>
           </w:p>
         </w:tc>
@@ -2769,7 +2769,7 @@
                 <w:szCs w:val="22"/>
                 <w:color w:val="000000"/>
               </w:rPr>
-              <w:t xml:space="preserve">2</w:t>
+              <w:t xml:space="preserve">0</w:t>
             </w:r>
           </w:p>
         </w:tc>
@@ -2994,7 +2994,7 @@
                 <w:szCs w:val="22"/>
                 <w:color w:val="000000"/>
               </w:rPr>
-              <w:t xml:space="preserve">-0.002</w:t>
+              <w:t xml:space="preserve">0.002</w:t>
             </w:r>
           </w:p>
         </w:tc>
@@ -3049,7 +3049,7 @@
                 <w:szCs w:val="22"/>
                 <w:color w:val="000000"/>
               </w:rPr>
-              <w:t xml:space="preserve">-0.002</w:t>
+              <w:t xml:space="preserve">0.002</w:t>
             </w:r>
           </w:p>
         </w:tc>
@@ -3384,7 +3384,7 @@
                 <w:szCs w:val="22"/>
                 <w:color w:val="000000"/>
               </w:rPr>
-              <w:t xml:space="preserve">0.212</w:t>
+              <w:t xml:space="preserve">0.246</w:t>
             </w:r>
           </w:p>
         </w:tc>
@@ -3439,7 +3439,7 @@
                 <w:szCs w:val="22"/>
                 <w:color w:val="000000"/>
               </w:rPr>
-              <w:t xml:space="preserve">0.212</w:t>
+              <w:t xml:space="preserve">0.246</w:t>
             </w:r>
           </w:p>
         </w:tc>
@@ -3774,7 +3774,7 @@
                 <w:szCs w:val="22"/>
                 <w:color w:val="000000"/>
               </w:rPr>
-              <w:t xml:space="preserve">0.039</w:t>
+              <w:t xml:space="preserve">0.044</w:t>
             </w:r>
           </w:p>
         </w:tc>
@@ -3829,7 +3829,7 @@
                 <w:szCs w:val="22"/>
                 <w:color w:val="000000"/>
               </w:rPr>
-              <w:t xml:space="preserve">0.115</w:t>
+              <w:t xml:space="preserve">0.125</w:t>
             </w:r>
           </w:p>
         </w:tc>
@@ -4164,7 +4164,7 @@
                 <w:szCs w:val="22"/>
                 <w:color w:val="000000"/>
               </w:rPr>
-              <w:t xml:space="preserve">0.020</w:t>
+              <w:t xml:space="preserve">0.023</w:t>
             </w:r>
           </w:p>
         </w:tc>
@@ -4219,7 +4219,7 @@
                 <w:szCs w:val="22"/>
                 <w:color w:val="000000"/>
               </w:rPr>
-              <w:t xml:space="preserve">-0.054</w:t>
+              <w:t xml:space="preserve">0.048</w:t>
             </w:r>
           </w:p>
         </w:tc>
@@ -4274,7 +4274,7 @@
                 <w:szCs w:val="22"/>
                 <w:color w:val="000000"/>
               </w:rPr>
-              <w:t xml:space="preserve">Participación de permanentes</w:t>
+              <w:t xml:space="preserve">Participación de agencias</w:t>
             </w:r>
           </w:p>
         </w:tc>
@@ -4444,7 +4444,7 @@
                 <w:szCs w:val="22"/>
                 <w:color w:val="000000"/>
               </w:rPr>
-              <w:t xml:space="preserve">Empleo</w:t>
+              <w:t xml:space="preserve">Productividad</w:t>
             </w:r>
           </w:p>
         </w:tc>
@@ -4499,7 +4499,7 @@
                 <w:szCs w:val="22"/>
                 <w:color w:val="000000"/>
               </w:rPr>
-              <w:t xml:space="preserve">3</w:t>
+              <w:t xml:space="preserve">1</w:t>
             </w:r>
           </w:p>
         </w:tc>
@@ -4554,7 +4554,7 @@
                 <w:szCs w:val="22"/>
                 <w:color w:val="000000"/>
               </w:rPr>
-              <w:t xml:space="preserve">0.023</w:t>
+              <w:t xml:space="preserve">0.041</w:t>
             </w:r>
           </w:p>
         </w:tc>
@@ -4609,7 +4609,7 @@
                 <w:szCs w:val="22"/>
                 <w:color w:val="000000"/>
               </w:rPr>
-              <w:t xml:space="preserve">0.054</w:t>
+              <w:t xml:space="preserve">0.041</w:t>
             </w:r>
           </w:p>
         </w:tc>
@@ -4664,7 +4664,7 @@
                 <w:szCs w:val="22"/>
                 <w:color w:val="000000"/>
               </w:rPr>
-              <w:t xml:space="preserve">Empleo temporal</w:t>
+              <w:t xml:space="preserve">Productividad (VA/trabajador)</w:t>
             </w:r>
           </w:p>
         </w:tc>
@@ -4719,7 +4719,7 @@
                 <w:szCs w:val="22"/>
                 <w:color w:val="000000"/>
               </w:rPr>
-              <w:t xml:space="preserve">2</w:t>
+              <w:t xml:space="preserve">1</w:t>
             </w:r>
           </w:p>
         </w:tc>
@@ -4834,7 +4834,7 @@
                 <w:szCs w:val="22"/>
                 <w:color w:val="000000"/>
               </w:rPr>
-              <w:t xml:space="preserve">Capital</w:t>
+              <w:t xml:space="preserve">Empleo</w:t>
             </w:r>
           </w:p>
         </w:tc>
@@ -4889,7 +4889,7 @@
                 <w:szCs w:val="22"/>
                 <w:color w:val="000000"/>
               </w:rPr>
-              <w:t xml:space="preserve">1</w:t>
+              <w:t xml:space="preserve">3</w:t>
             </w:r>
           </w:p>
         </w:tc>
@@ -4944,7 +4944,7 @@
                 <w:szCs w:val="22"/>
                 <w:color w:val="000000"/>
               </w:rPr>
-              <w:t xml:space="preserve">0.032</w:t>
+              <w:t xml:space="preserve">0.006</w:t>
             </w:r>
           </w:p>
         </w:tc>
@@ -4999,7 +4999,7 @@
                 <w:szCs w:val="22"/>
                 <w:color w:val="000000"/>
               </w:rPr>
-              <w:t xml:space="preserve">0.032</w:t>
+              <w:t xml:space="preserve">0.028</w:t>
             </w:r>
           </w:p>
         </w:tc>
@@ -5054,7 +5054,7 @@
                 <w:szCs w:val="22"/>
                 <w:color w:val="000000"/>
               </w:rPr>
-              <w:t xml:space="preserve">Inversión bruta</w:t>
+              <w:t xml:space="preserve">Empleo temporal</w:t>
             </w:r>
           </w:p>
         </w:tc>
@@ -5389,7 +5389,7 @@
                 <w:szCs w:val="22"/>
                 <w:color w:val="000000"/>
               </w:rPr>
-              <w:t xml:space="preserve">0.022</w:t>
+              <w:t xml:space="preserve">0.019</w:t>
             </w:r>
           </w:p>
         </w:tc>
@@ -5444,7 +5444,7 @@
                 <w:szCs w:val="22"/>
                 <w:color w:val="000000"/>
               </w:rPr>
-              <w:t xml:space="preserve">Ventas</w:t>
+              <w:t xml:space="preserve">Producción bruta</w:t>
             </w:r>
           </w:p>
         </w:tc>
@@ -5614,7 +5614,7 @@
                 <w:szCs w:val="22"/>
                 <w:color w:val="000000"/>
               </w:rPr>
-              <w:t xml:space="preserve">Productividad</w:t>
+              <w:t xml:space="preserve">Capital</w:t>
             </w:r>
           </w:p>
         </w:tc>
@@ -5724,7 +5724,7 @@
                 <w:szCs w:val="22"/>
                 <w:color w:val="000000"/>
               </w:rPr>
-              <w:t xml:space="preserve">0.014</w:t>
+              <w:t xml:space="preserve">0.002</w:t>
             </w:r>
           </w:p>
         </w:tc>
@@ -5779,7 +5779,7 @@
                 <w:szCs w:val="22"/>
                 <w:color w:val="000000"/>
               </w:rPr>
-              <w:t xml:space="preserve">0.014</w:t>
+              <w:t xml:space="preserve">0.002</w:t>
             </w:r>
           </w:p>
         </w:tc>
@@ -5834,7 +5834,7 @@
                 <w:szCs w:val="22"/>
                 <w:color w:val="000000"/>
               </w:rPr>
-              <w:t xml:space="preserve">Productividad (VA/trabajador)</w:t>
+              <w:t xml:space="preserve">Inversión bruta</w:t>
             </w:r>
           </w:p>
         </w:tc>
@@ -6114,7 +6114,7 @@
                 <w:szCs w:val="22"/>
                 <w:color w:val="000000"/>
               </w:rPr>
-              <w:t xml:space="preserve">0.179</w:t>
+              <w:t xml:space="preserve">0.194</w:t>
             </w:r>
           </w:p>
         </w:tc>
@@ -6169,7 +6169,7 @@
                 <w:szCs w:val="22"/>
                 <w:color w:val="000000"/>
               </w:rPr>
-              <w:t xml:space="preserve">0.179</w:t>
+              <w:t xml:space="preserve">0.194</w:t>
             </w:r>
           </w:p>
         </w:tc>
@@ -6394,7 +6394,7 @@
                 <w:szCs w:val="22"/>
                 <w:color w:val="000000"/>
               </w:rPr>
-              <w:t xml:space="preserve">Productividad</w:t>
+              <w:t xml:space="preserve">Empleo</w:t>
             </w:r>
           </w:p>
         </w:tc>
@@ -6449,7 +6449,7 @@
                 <w:szCs w:val="22"/>
                 <w:color w:val="000000"/>
               </w:rPr>
-              <w:t xml:space="preserve">1</w:t>
+              <w:t xml:space="preserve">3</w:t>
             </w:r>
           </w:p>
         </w:tc>
@@ -6504,7 +6504,7 @@
                 <w:szCs w:val="22"/>
                 <w:color w:val="000000"/>
               </w:rPr>
-              <w:t xml:space="preserve">0.050</w:t>
+              <w:t xml:space="preserve">0.004</w:t>
             </w:r>
           </w:p>
         </w:tc>
@@ -6559,7 +6559,7 @@
                 <w:szCs w:val="22"/>
                 <w:color w:val="000000"/>
               </w:rPr>
-              <w:t xml:space="preserve">0.050</w:t>
+              <w:t xml:space="preserve">0.044</w:t>
             </w:r>
           </w:p>
         </w:tc>
@@ -6614,7 +6614,7 @@
                 <w:szCs w:val="22"/>
                 <w:color w:val="000000"/>
               </w:rPr>
-              <w:t xml:space="preserve">Productividad (VA/trabajador)</w:t>
+              <w:t xml:space="preserve">Empleo temporal</w:t>
             </w:r>
           </w:p>
         </w:tc>
@@ -6669,7 +6669,7 @@
                 <w:szCs w:val="22"/>
                 <w:color w:val="000000"/>
               </w:rPr>
-              <w:t xml:space="preserve">1</w:t>
+              <w:t xml:space="preserve">0</w:t>
             </w:r>
           </w:p>
         </w:tc>
@@ -6784,7 +6784,7 @@
                 <w:szCs w:val="22"/>
                 <w:color w:val="000000"/>
               </w:rPr>
-              <w:t xml:space="preserve">Empleo</w:t>
+              <w:t xml:space="preserve">Capital</w:t>
             </w:r>
           </w:p>
         </w:tc>
@@ -6839,7 +6839,7 @@
                 <w:szCs w:val="22"/>
                 <w:color w:val="000000"/>
               </w:rPr>
-              <w:t xml:space="preserve">3</w:t>
+              <w:t xml:space="preserve">1</w:t>
             </w:r>
           </w:p>
         </w:tc>
@@ -6894,7 +6894,7 @@
                 <w:szCs w:val="22"/>
                 <w:color w:val="000000"/>
               </w:rPr>
-              <w:t xml:space="preserve">0.008</w:t>
+              <w:t xml:space="preserve">-0.033</w:t>
             </w:r>
           </w:p>
         </w:tc>
@@ -6949,7 +6949,7 @@
                 <w:szCs w:val="22"/>
                 <w:color w:val="000000"/>
               </w:rPr>
-              <w:t xml:space="preserve">0.048</w:t>
+              <w:t xml:space="preserve">-0.033</w:t>
             </w:r>
           </w:p>
         </w:tc>
@@ -7004,7 +7004,7 @@
                 <w:szCs w:val="22"/>
                 <w:color w:val="000000"/>
               </w:rPr>
-              <w:t xml:space="preserve">Empleo temporal</w:t>
+              <w:t xml:space="preserve">Inversión bruta</w:t>
             </w:r>
           </w:p>
         </w:tc>
@@ -7174,7 +7174,7 @@
                 <w:szCs w:val="22"/>
                 <w:color w:val="000000"/>
               </w:rPr>
-              <w:t xml:space="preserve">Temporalidad</w:t>
+              <w:t xml:space="preserve">Productividad</w:t>
             </w:r>
           </w:p>
         </w:tc>
@@ -7229,7 +7229,7 @@
                 <w:szCs w:val="22"/>
                 <w:color w:val="000000"/>
               </w:rPr>
-              <w:t xml:space="preserve">4</w:t>
+              <w:t xml:space="preserve">1</w:t>
             </w:r>
           </w:p>
         </w:tc>
@@ -7284,7 +7284,7 @@
                 <w:szCs w:val="22"/>
                 <w:color w:val="000000"/>
               </w:rPr>
-              <w:t xml:space="preserve">0.018</w:t>
+              <w:t xml:space="preserve">0.032</w:t>
             </w:r>
           </w:p>
         </w:tc>
@@ -7339,7 +7339,7 @@
                 <w:szCs w:val="22"/>
                 <w:color w:val="000000"/>
               </w:rPr>
-              <w:t xml:space="preserve">0.041</w:t>
+              <w:t xml:space="preserve">0.032</w:t>
             </w:r>
           </w:p>
         </w:tc>
@@ -7394,7 +7394,7 @@
                 <w:szCs w:val="22"/>
                 <w:color w:val="000000"/>
               </w:rPr>
-              <w:t xml:space="preserve">Participación de agencias</w:t>
+              <w:t xml:space="preserve">Productividad (VA/trabajador)</w:t>
             </w:r>
           </w:p>
         </w:tc>
@@ -7449,7 +7449,7 @@
                 <w:szCs w:val="22"/>
                 <w:color w:val="000000"/>
               </w:rPr>
-              <w:t xml:space="preserve">2</w:t>
+              <w:t xml:space="preserve">0</w:t>
             </w:r>
           </w:p>
         </w:tc>
@@ -7564,7 +7564,7 @@
                 <w:szCs w:val="22"/>
                 <w:color w:val="000000"/>
               </w:rPr>
-              <w:t xml:space="preserve">Escala</w:t>
+              <w:t xml:space="preserve">Temporalidad</w:t>
             </w:r>
           </w:p>
         </w:tc>
@@ -7619,7 +7619,7 @@
                 <w:szCs w:val="22"/>
                 <w:color w:val="000000"/>
               </w:rPr>
-              <w:t xml:space="preserve">3</w:t>
+              <w:t xml:space="preserve">4</w:t>
             </w:r>
           </w:p>
         </w:tc>
@@ -7674,7 +7674,7 @@
                 <w:szCs w:val="22"/>
                 <w:color w:val="000000"/>
               </w:rPr>
-              <w:t xml:space="preserve">0.028</w:t>
+              <w:t xml:space="preserve">0.011</w:t>
             </w:r>
           </w:p>
         </w:tc>
@@ -7729,7 +7729,7 @@
                 <w:szCs w:val="22"/>
                 <w:color w:val="000000"/>
               </w:rPr>
-              <w:t xml:space="preserve">0.031</w:t>
+              <w:t xml:space="preserve">0.032</w:t>
             </w:r>
           </w:p>
         </w:tc>
@@ -7784,7 +7784,7 @@
                 <w:szCs w:val="22"/>
                 <w:color w:val="000000"/>
               </w:rPr>
-              <w:t xml:space="preserve">Producción bruta</w:t>
+              <w:t xml:space="preserve">Usa agencias (sí/no)</w:t>
             </w:r>
           </w:p>
         </w:tc>
@@ -7839,7 +7839,7 @@
                 <w:szCs w:val="22"/>
                 <w:color w:val="000000"/>
               </w:rPr>
-              <w:t xml:space="preserve">2</w:t>
+              <w:t xml:space="preserve">0</w:t>
             </w:r>
           </w:p>
         </w:tc>
@@ -7954,7 +7954,7 @@
                 <w:szCs w:val="22"/>
                 <w:color w:val="000000"/>
               </w:rPr>
-              <w:t xml:space="preserve">Capital</w:t>
+              <w:t xml:space="preserve">Tercerización</w:t>
             </w:r>
           </w:p>
         </w:tc>
@@ -8009,7 +8009,7 @@
                 <w:szCs w:val="22"/>
                 <w:color w:val="000000"/>
               </w:rPr>
-              <w:t xml:space="preserve">1</w:t>
+              <w:t xml:space="preserve">4</w:t>
             </w:r>
           </w:p>
         </w:tc>
@@ -8064,7 +8064,7 @@
                 <w:szCs w:val="22"/>
                 <w:color w:val="000000"/>
               </w:rPr>
-              <w:t xml:space="preserve">-0.029</w:t>
+              <w:t xml:space="preserve">0.005</w:t>
             </w:r>
           </w:p>
         </w:tc>
@@ -8119,7 +8119,7 @@
                 <w:szCs w:val="22"/>
                 <w:color w:val="000000"/>
               </w:rPr>
-              <w:t xml:space="preserve">-0.029</w:t>
+              <w:t xml:space="preserve">0.021</w:t>
             </w:r>
           </w:p>
         </w:tc>
@@ -8174,7 +8174,7 @@
                 <w:szCs w:val="22"/>
                 <w:color w:val="000000"/>
               </w:rPr>
-              <w:t xml:space="preserve">Inversión bruta</w:t>
+              <w:t xml:space="preserve">Hace outsourcing (sí/no)</w:t>
             </w:r>
           </w:p>
         </w:tc>
@@ -8344,7 +8344,7 @@
                 <w:szCs w:val="22"/>
                 <w:color w:val="000000"/>
               </w:rPr>
-              <w:t xml:space="preserve">Tercerización</w:t>
+              <w:t xml:space="preserve">Escala</w:t>
             </w:r>
           </w:p>
         </w:tc>
@@ -8399,7 +8399,7 @@
                 <w:szCs w:val="22"/>
                 <w:color w:val="000000"/>
               </w:rPr>
-              <w:t xml:space="preserve">4</w:t>
+              <w:t xml:space="preserve">3</w:t>
             </w:r>
           </w:p>
         </w:tc>
@@ -8454,7 +8454,7 @@
                 <w:szCs w:val="22"/>
                 <w:color w:val="000000"/>
               </w:rPr>
-              <w:t xml:space="preserve">0.009</w:t>
+              <w:t xml:space="preserve">0.013</w:t>
             </w:r>
           </w:p>
         </w:tc>
@@ -8509,7 +8509,7 @@
                 <w:szCs w:val="22"/>
                 <w:color w:val="000000"/>
               </w:rPr>
-              <w:t xml:space="preserve">0.028</w:t>
+              <w:t xml:space="preserve">0.016</w:t>
             </w:r>
           </w:p>
         </w:tc>
@@ -8564,7 +8564,7 @@
                 <w:szCs w:val="22"/>
                 <w:color w:val="000000"/>
               </w:rPr>
-              <w:t xml:space="preserve">Pago a agencias / producción</w:t>
+              <w:t xml:space="preserve">Producción bruta</w:t>
             </w:r>
           </w:p>
         </w:tc>
